--- a/zht/docx/18.content.docx
+++ b/zht/docx/18.content.docx
@@ -136,13 +136,6 @@
         <w:rPr>
           <w:lang w:val="zh_TW" w:bidi="zh_TW"/>
         </w:rPr>
-      </w:r>
-      <w:r>
-        <w:rPr>
-          <w:i/>
-          <w:lang w:val="zh_TW" w:bidi="zh_TW"/>
-        </w:rPr>
-        <w:t>約伯記 1:1, 約伯記 1:5, 約伯記 1:8, 約伯記 1:10, 約伯記 1:11, 約伯記 1:12, 約伯記 1:14–15, 約伯記 1:16, 約伯記 1:17, 約伯記 1:18–19, 約伯記 1:20, 約伯記 1:21, 約伯記 1:21 (#2), 約伯記 1:22, 約伯記 2:1, 約伯記 2:2, 約伯記 2:3, 約伯記 2:5, 約伯記 2:7, 約伯記 2:8, 約伯記 2:9, 約伯記 2:10, 約伯記 2:11, 約伯記 2:12–13, 約伯記 3:1–3, 約伯記 3:5, 約伯記 3:6, 約伯記 3:11, 約伯記 3:13–14, 約伯記 3:18–19, 約伯記 3:21, 約伯記 3:24, 約伯記 3:26, 約伯記 4:3, 約伯記 4:6, 約伯記 4:8–9, 約伯記 4:10, 約伯記 4:12–13, 約伯記 4:14, 約伯記 4:17, 約伯記 4:19, 約伯記 5:2, 約伯記 5:4, 約伯記 5:7, 約伯記 5:10, 約伯記 5:12, 約伯記 5:15, 約伯記 5:18, 約伯記 5:22, 約伯記 5:24, 約伯記 5:26, 約伯記 6:2–3, 約伯記 6:4, 約伯記 6:6, 約伯記 6:8–9, 約伯記 6:10, 約伯記 6:13, 約伯記 6:14, 約伯記 6:15–17, 約伯記 6:18–20, 約伯記 6:21, 約伯記 6:24, 約伯記 6:26, 約伯記 6:29, 約伯記 7:2–3, 約伯記 7:5, 約伯記 7:6, 約伯記 7:9, 約伯記 7:11, 約伯記 7:14, 約伯記 7:16, 約伯記 7:19, 約伯記 7:21, 約伯記 8:2, 約伯記 8:4, 約伯記 8:6, 約伯記 8:9, 約伯記 8:11, 約伯記 8:14, 約伯記 8:17, 約伯記 8:20, 約伯記 8:21, 約伯記 9:3, 約伯記 9:5, 約伯記 9:8, 約伯記 9:11, 約伯記 9:15, 約伯記 9:17, 約伯記 9:20, 約伯記 9:22, 約伯記 9:25–26, 約伯記 9:27–29, 約伯記 9:33, 約伯記 9:34, 約伯記 10:2, 約伯記 10:4, 約伯記 10:6, 約伯記 10:8, 約伯記 10:11, 約伯記 10:12, 約伯記 10:14, 約伯記 10:16, 約伯記 10:17, 約伯記 10:18, 約伯記 10:21, 約伯記 11:3, 約伯記 11:6, 約伯記 11:7–9, 約伯記 11:10–11, 約伯記 11:12, 約伯記 11:16, 約伯記 11:18, 約伯記 11:20, 約伯記 12:3, 約伯記 12:4, 約伯記 12:7–8, 約伯記 12:9, 約伯記 12:12, 約伯記 12:15, 約伯記 12:18, 約伯記 12:20, 約伯記 12:23, 約伯記 12:24, 約伯記 13:2, 約伯記 13:3, 約伯記 13:5, 約伯記 13:6, 約伯記 13:10, 約伯記 13:12, 約伯記 13:13, 約伯記 13:16, 約伯記 13:18, 約伯記 13:21, 約伯記 13:24, 約伯記 13:28, 約伯記 14:2, 約伯記 14:5, 約伯記 14:7, 約伯記 14:12, 約伯記 14:13, 約伯記 14:17, 約伯記 14:19, 約伯記 14:21, 約伯記 15:2, 約伯記 15:4, 約伯記 15:9, 約伯記 15:10, 約伯記 15:13, 約伯記 15:15, 約伯記 15:17–18, 約伯記 15:21, 約伯記 15:22, 約伯記 15:26, 約伯記 15:28, 約伯記 15:30, 約伯記 15:31, 約伯記 15:34, 約伯記 16:2–3, 約伯記 16:6, 約伯記 16:10, 約伯記 16:11, 約伯記 16:13, 約伯記 16:15, 約伯記 16:19, 約伯記 16:20, 約伯記 17:2, 約伯記 17:3, 約伯記 17:5, 約伯記 17:7, 約伯記 17:10, 約伯記 17:11, 約伯記 17:14, 約伯記 18:3, 約伯記 18:5, 約伯記 18:8, 約伯記 18:9–10, 約伯記 18:12, 約伯記 18:14, 約伯記 18:16, 約伯記 18:19, 約伯記 18:20, 約伯記 19:2, 約伯記 19:3, 約伯記 19:4, 約伯記 19:6, 約伯記 19:7, 約伯記 19:11, 約伯記 19:13–14, 約伯記 19:16, 約伯記 19:19, 約伯記 19:20, 約伯記 19:23–24, 約伯記 19:25, 約伯記 19:26, 約伯記 19:29, 約伯記 20:1–3, 約伯記 20:5, 約伯記 20:7, 約伯記 20:8, 約伯記 20:10, 約伯記 20:14, 約伯記 20:15, 約伯記 20:17, 約伯記 20:19, 約伯記 20:21, 約伯記 20:23, 約伯記 20:24, 約伯記 20:27, 約伯記 20:28, 約伯記 21:3, 約伯記 21:5, 約伯記 21:6, 約伯記 21:7, 約伯記 21:10, 約伯記 21:14, 約伯記 21:16, 約伯記 21:19, 約伯記 21:22, 約伯記 21:26, 約伯記 21:27, 約伯記 21:30, 約伯記 21:32, 約伯記 21:34, 約伯記 22:3, 約伯記 22:4, 約伯記 22:6, 約伯記 22:9, 約伯記 22:11, 約伯記 22:14, 約伯記 22:16, 約伯記 22:19, 約伯記 22:21, 約伯記 22:23, 約伯記 22:26, 約伯記 22:29, 約伯記 23:2, 約伯記 23:4, 約伯記 23:6, 約伯記 23:9, 約伯記 23:10, 約伯記 23:12, 約伯記 23:14, 約伯記 23:15, 約伯記 23:17, 約伯記 24:1, 約伯記 24:3, 約伯記 24:5, 約伯記 24:7, 約伯記 24:8, 約伯記 24:10, 約伯記 24:11, 約伯記 24:14, 約伯記 24:16, 約伯記 24:17, 約伯記 24:19, 約伯記 24:21, 約伯記 24:22, 約伯記 24:24, 約伯記 25:2, 約伯記 25:4, 約伯記 25:6, 約伯記 26:4, 約伯記 26:6, 約伯記 26:8, 約伯記 26:9, 約伯記 26:12, 約伯記 26:13, 約伯記 26:14, 約伯記 27:2, 約伯記 27:4, 約伯記 27:6, 約伯記 27:8, 約伯記 27:11, 約伯記 27:14, 約伯記 27:15, 約伯記 27:17, 約伯記 27:19, 約伯記 27:21, 約伯記 27:22, 約伯記 28:2, 約伯記 28:3, 約伯記 28:4, 約伯記 28:6, 約伯記 28:8, 約伯記 28:10, 約伯記 28:13, 約伯記 28:17, 約伯記 28:18, 約伯記 28:21, 約伯記 28:23, 約伯記 28:25, 約伯記 28:26, 約伯記 28:28, 約伯記 29:2, 約伯記 29:4, 約伯記 29:6, 約伯記 29:8, 約伯記 29:9, 約伯記 29:10, 約伯記 29:11, 約伯記 29:13, 約伯記 29:16, 約伯記 29:17, 約伯記 29:20, 約伯記 29:23, 約伯記 29:25, 約伯記 30:1, 約伯記 30:3, 約伯記 30:5, 約伯記 30:8, 約伯記 30:9, 約伯記 30:11, 約伯記 30:13, 約伯記 30:15, 約伯記 30:16, 約伯記 30:18, 約伯記 30:21, 約伯記 30:23, 約伯記 30:26, 約伯記 30:28, 約伯記 30:31, 約伯記 31:1, 約伯記 31:3, 約伯記 31:6, 約伯記 31:8, 約伯記 31:10, 約伯記 31:12, 約伯記 31:15, 約伯記 31:18, 約伯記 31:20, 約伯記 31:22, 約伯記 31:24, 約伯記 31:28, 約伯記 31:30, 約伯記 31:32, 約伯記 31:33, 約伯記 31:35, 約伯記 31:37, 約伯記 31:40, 約伯記 32:1, 約伯記 32:2, 約伯記 32:3–5, 約伯記 32:6–7, 約伯記 32:8, 約伯記 32:9–10, 約伯記 32:11–12, 約伯記 32:13, 約伯記 32:15–16, 約伯記 32:18, 約伯記 32:19, 約伯記 32:21–22, 約伯記 33:1–3, 約伯記 33:4, 約伯記 33:5, 約伯記 33:6–7, 約伯記 33:8–9, 約伯記 33:10, 約伯記 33:12, 約伯記 33:13, 約伯記 33:14–15, 約伯記 33:16–17, 約伯記 33:19–20, 約伯記 33:21–22, 約伯記 33:24, 約伯記 33:25, 約伯記 33:28, 約伯記 33:29–30, 約伯記 33:33, 約伯記 34:1–3, 約伯記 34:4, 約伯記 34:5, 約伯記 34:8, 約伯記 34:10–12, 約伯記 34:13–15, 約伯記 34:17, 約伯記 34:19, 約伯記 34:21, 約伯記 34:25, 約伯記 34:26, 約伯記 34:29, 約伯記 34:31–32, 約伯記 34:34–35, 約伯記 34:37, 約伯記 35:1–2, 約伯記 35:5, 約伯記 35:8, 約伯記 35:9, 約伯記 35:10–11, 約伯記 35:12, 約伯記 35:13, 約伯記 35:16, 約伯記 36:3, 約伯記 36:6, 約伯記 36:7, 約伯記 36:9, 約伯記 36:11, 約伯記 36:12, 約伯記 36:13–14, 約伯記 36:15–16, 約伯記 36:16, 約伯記 36:17, 約伯記 36:18, 約伯記 36:19, 約伯記 36:21, 約伯記 36:23, 約伯記 36:26, 約伯記 36:27–28, 約伯記 36:30–31, 約伯記 36:32–33, 約伯記 37:1–2, 約伯記 37:6, 約伯記 37:7, 約伯記 37:8–9, 約伯記 37:10, 約伯記 37:13, 約伯記 37:14, 約伯記 37:15, 約伯記 37:18, 約伯記 37:19, 約伯記 37:21, 約伯記 37:23, 約伯記 37:24, 約伯記 38:1, 約伯記 38:2, 約伯記 38:3, 約伯記 38:6–7, 約伯記 38:8, 約伯記 38:10–11, 約伯記 38:14, 約伯記 38:19–21, 約伯記 38:22–23, 約伯記 38:25–27, 約伯記 38:31, 約伯記 38:37–38, 約伯記 38:40, 約伯記 38:41, 約伯記 39:4, 約伯記 39:5–6, 約伯記 39:8, 約伯記 39:10, 約伯記 39:13, 約伯記 39:14, 約伯記 39:16, 約伯記 39:18, 約伯記 39:19, 約伯記 39:22, 約伯記 39:24, 約伯記 39:27–28, 約伯記 40:4, 約伯記 40:6, 約伯記 40:7, 約伯記 40:8, 約伯記 40:10, 約伯記 40:12, 約伯記 40:15, 約伯記 40:17, 約伯記 40:19, 約伯記 40:21, 約伯記 40:23, 約伯記 41:1, 約伯記 41:6, 約伯記 41:8, 約伯記 41:10, 約伯記 41:14, 約伯記 41:16, 約伯記 41:18, 約伯記 41:19, 約伯記 41:20, 約伯記 41:24, 約伯記 41:25, 約伯記 41:26, 約伯記 41:27, 約伯記 41:30, 約伯記 41:31, 約伯記 41:33, 約伯記 42:3, 約伯記 42:6, 約伯記 42:7, 約伯記 42:8, 約伯記 42:8 (#2), 約伯記 42:10, 約伯記 42:11, 約伯記 42:12, 約伯記 42:13, 約伯記 42:15</w:t>
       </w:r>
       <w:r>
         <w:rPr>

--- a/zht/docx/18.content.docx
+++ b/zht/docx/18.content.docx
@@ -123,19 +123,6 @@
           <w:lang w:val="zh_TW" w:bidi="zh_TW"/>
         </w:rPr>
         <w:t>JOB</w:t>
-      </w:r>
-      <w:r>
-        <w:rPr>
-          <w:lang w:val="zh_TW" w:bidi="zh_TW"/>
-        </w:rPr>
-      </w:r>
-    </w:p>
-    <w:p>
-      <w:pPr/>
-      <w:r>
-        <w:rPr>
-          <w:lang w:val="zh_TW" w:bidi="zh_TW"/>
-        </w:rPr>
       </w:r>
       <w:r>
         <w:rPr>

--- a/zht/docx/18.content.docx
+++ b/zht/docx/18.content.docx
@@ -19,7 +19,7 @@
         <w:rPr>
           <w:lang w:val="zh_TW" w:bidi="zh_TW"/>
         </w:rPr>
-        <w:t>Resource: 翻譯問題 (unfoldingWord)</w:t>
+        <w:t>Resource: unfoldingWord® Translation Questions</w:t>
       </w:r>
       <w:r>
         <w:rPr>
@@ -85,7 +85,7 @@
         <w:rPr>
           <w:lang w:val="zh_TW" w:bidi="zh_TW"/>
         </w:rPr>
-        <w:t>翻譯問題 (unfoldingWord)</w:t>
+        <w:t>unfoldingWord® Translation Questions</w:t>
       </w:r>
     </w:p>
     <w:p>
